--- a/docs/feature/agency-workspace/3-4-10-list-workspace/spec.docx
+++ b/docs/feature/agency-workspace/3-4-10-list-workspace/spec.docx
@@ -8,7 +8,7 @@
           <w:b/>
           <w:sz w:val="26"/>
         </w:rPr>
-        <w:t>FR 3.4.10 List Workspace</w:t>
+        <w:t>3.4.10 List Workspace</w:t>
       </w:r>
     </w:p>
     <w:p>
@@ -22,7 +22,7 @@
     </w:p>
     <w:p>
       <w:r>
-        <w:t>User mo trang danh sach Workspace ma minh dang tham gia.</w:t>
+        <w:t>Begins when a signed-in user opens the Workspace list screen.</w:t>
       </w:r>
     </w:p>
     <w:p>
@@ -48,7 +48,7 @@
         <w:t xml:space="preserve">Actors / Roles: </w:t>
       </w:r>
       <w:r>
-        <w:t>MANAGER/CREATOR/CLIENT - bat ky active WorkspaceMember nao.</w:t>
+        <w:t>Any Workspace member (MANAGER, CREATOR, or CLIENT).</w:t>
       </w:r>
     </w:p>
     <w:p>
@@ -65,7 +65,7 @@
         <w:t xml:space="preserve">Purpose: </w:t>
       </w:r>
       <w:r>
-        <w:t>Hien thi danh sach Workspace ma current user co WorkspaceMember record.</w:t>
+        <w:t>Shows every Workspace the current user belongs to, so the user can pick one to work in.</w:t>
       </w:r>
     </w:p>
     <w:p>
@@ -82,7 +82,7 @@
         <w:t xml:space="preserve">Interface: </w:t>
       </w:r>
       <w:r>
-        <w:t>GET /api/v1/workspaces; endpoint phu GET /api/v1/workspaces/my-managed.</w:t>
+        <w:t>Workspace list screen of the current user — a list of Workspace entries, not scoped under an Agency route.</w:t>
       </w:r>
     </w:p>
     <w:p>
@@ -99,7 +99,7 @@
         <w:t xml:space="preserve">Data Processing: </w:t>
       </w:r>
       <w:r>
-        <w:t>Query workspace_members theo userId+isActive, roi query workspaces theo cac id do.</w:t>
+        <w:t>The system reads the current user's active Workspace memberships, loads the Workspace records those memberships point to, and maps each one to a Workspace summary.</w:t>
       </w:r>
     </w:p>
     <w:p>
@@ -113,7 +113,7 @@
     </w:p>
     <w:p>
       <w:r>
-        <w:t>Trang danh sach Workspace cua user hien tai.</w:t>
+        <w:t>Figure — Workspace List Screen:</w:t>
       </w:r>
     </w:p>
     <w:p>
@@ -124,7 +124,7 @@
         <w:t xml:space="preserve">-  </w:t>
       </w:r>
       <w:r>
-        <w:t>Danh sach card/table Workspace</w:t>
+        <w:t>A single list screen titled with the user's Workspaces.</w:t>
       </w:r>
     </w:p>
     <w:p>
@@ -135,7 +135,29 @@
         <w:t xml:space="preserve">-  </w:t>
       </w:r>
       <w:r>
-        <w:t>Nut vao 1 Workspace cu the</w:t>
+        <w:t>Each row/card shows the Workspace name and branding (logo, brand colour, tagline).</w:t>
+      </w:r>
+    </w:p>
+    <w:p>
+      <w:pPr>
+        <w:ind w:left="360"/>
+      </w:pPr>
+      <w:r>
+        <w:t xml:space="preserve">-  </w:t>
+      </w:r>
+      <w:r>
+        <w:t>An empty state is shown when the user belongs to no Workspace.</w:t>
+      </w:r>
+    </w:p>
+    <w:p>
+      <w:pPr>
+        <w:ind w:left="360"/>
+      </w:pPr>
+      <w:r>
+        <w:t xml:space="preserve">-  </w:t>
+      </w:r>
+      <w:r>
+        <w:t>A separate "Workspaces I manage" view lists the Workspaces where the user is MANAGER, each with the member count.</w:t>
       </w:r>
     </w:p>
     <w:p>
@@ -160,7 +182,7 @@
         <w:t xml:space="preserve">Input required: </w:t>
       </w:r>
       <w:r>
-        <w:t>Khong co (lay theo currentUser tu JWT).</w:t>
+        <w:t>The caller's authenticated identity (taken from the session principal).</w:t>
       </w:r>
     </w:p>
     <w:p>
@@ -171,7 +193,7 @@
         <w:t xml:space="preserve">System data: </w:t>
       </w:r>
       <w:r>
-        <w:t>workspace_members, workspaces.</w:t>
+        <w:t>Active Workspace membership rows of the current user; the Workspace records those memberships reference.</w:t>
       </w:r>
     </w:p>
     <w:p>
@@ -182,7 +204,7 @@
         <w:t xml:space="preserve">Output: </w:t>
       </w:r>
       <w:r>
-        <w:t>200 { data: [WorkspaceResponse, ...] }.</w:t>
+        <w:t>The Workspaces the user belongs to — id, name, agencyId, settings, industry, companySize, website, phone, location, description, brandColor, logoIcon, logoUrl, tagline, foundedYear, facebookUrl, linkedinUrl, instagramUrl, createdAt. The "managed" listing additionally returns id, name, role, and memberCount per Workspace.</w:t>
       </w:r>
     </w:p>
     <w:p>
@@ -195,10 +217,10 @@
         <w:rPr>
           <w:b/>
         </w:rPr>
-        <w:t xml:space="preserve">BR1: </w:t>
+        <w:t xml:space="preserve">BR-01: </w:t>
       </w:r>
       <w:r>
-        <w:t>Chi tra Workspace ma user co WorkspaceMember active (khong phan biet role).</w:t>
+        <w:t>Only Workspaces where the current user has an active membership row are returned, regardless of role (MANAGER, CREATOR, CLIENT).</w:t>
       </w:r>
     </w:p>
     <w:p>
@@ -206,10 +228,21 @@
         <w:rPr>
           <w:b/>
         </w:rPr>
-        <w:t xml:space="preserve">BR2: </w:t>
+        <w:t xml:space="preserve">BR-02: </w:t>
       </w:r>
       <w:r>
-        <w:t>Khong nested theo Agency tren route.</w:t>
+        <w:t>The listing is scoped to the current user, not to an Agency — an Agency owner does not automatically see every Workspace.</w:t>
+      </w:r>
+    </w:p>
+    <w:p>
+      <w:r>
+        <w:rPr>
+          <w:b/>
+        </w:rPr>
+        <w:t xml:space="preserve">BR-03: </w:t>
+      </w:r>
+      <w:r>
+        <w:t>The listing is read-only; there is no business error code for it. The only failure is a missing session, rejected with 401 through the shared authentication mechanism.</w:t>
       </w:r>
     </w:p>
     <w:p>
@@ -219,7 +252,12 @@
     </w:p>
     <w:p>
       <w:r>
-        <w:t>Chua dang nhap -&gt; 401.</w:t>
+        <w:t>The caller must be signed in; otherwise the request is rejected with 401.</w:t>
+      </w:r>
+    </w:p>
+    <w:p>
+      <w:r>
+        <w:t>A user with no Workspace membership must receive an empty list, not an error.</w:t>
       </w:r>
     </w:p>
     <w:p>
@@ -238,27 +276,27 @@
     </w:p>
     <w:p>
       <w:r>
-        <w:t>1. User mo trang danh sach Workspace.</w:t>
+        <w:t>1. User opens the Workspace list screen.</w:t>
       </w:r>
     </w:p>
     <w:p>
       <w:r>
-        <w:t>2. FE goi GET /api/v1/workspaces.</w:t>
+        <w:t>2. System reads the current user's active Workspace memberships.</w:t>
       </w:r>
     </w:p>
     <w:p>
       <w:r>
-        <w:t>3. BE query workspace_members + workspaces.</w:t>
+        <w:t>3. System loads the Workspace records referenced by those memberships.</w:t>
       </w:r>
     </w:p>
     <w:p>
       <w:r>
-        <w:t>4. BE tra 200 danh sach WorkspaceResponse.</w:t>
+        <w:t>4. System maps each Workspace to a Workspace summary.</w:t>
       </w:r>
     </w:p>
     <w:p>
       <w:r>
-        <w:t>5. FE hien thi danh sach.</w:t>
+        <w:t>5. Screen shows the Workspaces the user belongs to; an empty list is shown when the user belongs to none.</w:t>
       </w:r>
     </w:p>
     <w:p>
@@ -268,12 +306,12 @@
     </w:p>
     <w:p>
       <w:r>
-        <w:t>Chua dang nhap -&gt; 401 (co che xac thuc chung).</w:t>
+        <w:t>User belongs to no Workspace → an empty list is returned and an empty state is displayed.</w:t>
       </w:r>
     </w:p>
     <w:p>
       <w:r>
-        <w:t>User chua tham gia Workspace nao -&gt; tra mang rong.</w:t>
+        <w:t>User is not signed in → 401 through the shared authentication mechanism.</w:t>
       </w:r>
     </w:p>
     <w:p>
@@ -293,7 +331,7 @@
         <w:t xml:space="preserve">-  </w:t>
       </w:r>
       <w:r>
-        <w:t>Danh sach Workspace hien thi dung theo membership cua current user.</w:t>
+        <w:t>No data is changed; the Workspaces the user belongs to are displayed.</w:t>
       </w:r>
     </w:p>
     <w:sectPr>

--- a/docs/feature/agency-workspace/3-4-10-list-workspace/spec.docx
+++ b/docs/feature/agency-workspace/3-4-10-list-workspace/spec.docx
@@ -120,9 +120,7 @@
       <w:pPr>
         <w:ind w:left="360"/>
       </w:pPr>
-      <w:r>
-        <w:t xml:space="preserve">-  </w:t>
-      </w:r>
+      <w:r/>
       <w:r>
         <w:t>A single list screen titled with the user's Workspaces.</w:t>
       </w:r>
@@ -131,9 +129,7 @@
       <w:pPr>
         <w:ind w:left="360"/>
       </w:pPr>
-      <w:r>
-        <w:t xml:space="preserve">-  </w:t>
-      </w:r>
+      <w:r/>
       <w:r>
         <w:t>Each row/card shows the Workspace name and branding (logo, brand colour, tagline).</w:t>
       </w:r>
@@ -142,9 +138,7 @@
       <w:pPr>
         <w:ind w:left="360"/>
       </w:pPr>
-      <w:r>
-        <w:t xml:space="preserve">-  </w:t>
-      </w:r>
+      <w:r/>
       <w:r>
         <w:t>An empty state is shown when the user belongs to no Workspace.</w:t>
       </w:r>
@@ -153,9 +147,7 @@
       <w:pPr>
         <w:ind w:left="360"/>
       </w:pPr>
-      <w:r>
-        <w:t xml:space="preserve">-  </w:t>
-      </w:r>
+      <w:r/>
       <w:r>
         <w:t>A separate "Workspaces I manage" view lists the Workspaces where the user is MANAGER, each with the member count.</w:t>
       </w:r>
@@ -327,9 +319,7 @@
       <w:pPr>
         <w:ind w:left="360"/>
       </w:pPr>
-      <w:r>
-        <w:t xml:space="preserve">-  </w:t>
-      </w:r>
+      <w:r/>
       <w:r>
         <w:t>No data is changed; the Workspaces the user belongs to are displayed.</w:t>
       </w:r>

--- a/docs/feature/agency-workspace/3-4-10-list-workspace/spec.docx
+++ b/docs/feature/agency-workspace/3-4-10-list-workspace/spec.docx
@@ -206,24 +206,7 @@
     </w:p>
     <w:p>
       <w:r>
-        <w:rPr>
-          <w:b/>
-        </w:rPr>
-        <w:t xml:space="preserve">BR-01: </w:t>
-      </w:r>
-      <w:r>
-        <w:t>Only Workspaces where the current user has an active membership row are returned, regardless of role (MANAGER, CREATOR, CLIENT).</w:t>
-      </w:r>
-    </w:p>
-    <w:p>
-      <w:r>
-        <w:rPr>
-          <w:b/>
-        </w:rPr>
-        <w:t xml:space="preserve">BR-02: </w:t>
-      </w:r>
-      <w:r>
-        <w:t>The listing is scoped to the current user, not to an Agency — an Agency owner does not automatically see every Workspace.</w:t>
+        <w:t>BR-29: Multi-tenancy — every workspace-scoped resource carries workspaceId; a user with no active membership cannot read/write the workspace regardless of system role (except ADMIN). Applied here as: only Workspaces where the current user has an active membership row (MemberRole MANAGER, CREATOR, or CLIENT) are returned, and the listing is scoped to the current user, not to an Agency — an Agency owner does not automatically see every Workspace.</w:t>
       </w:r>
     </w:p>
     <w:p>
@@ -298,12 +281,24 @@
     </w:p>
     <w:p>
       <w:r>
-        <w:t>User belongs to no Workspace → an empty list is returned and an empty state is displayed.</w:t>
+        <w:t>5.a1: User belongs to no Workspace (BR-29) → an empty list is returned, HTTP 200.</w:t>
+      </w:r>
+      <w:r>
+        <w:br/>
+      </w:r>
+      <w:r>
+        <w:t>5.a2: The empty state is displayed on the screen.</w:t>
       </w:r>
     </w:p>
     <w:p>
       <w:r>
-        <w:t>User is not signed in → 401 through the shared authentication mechanism.</w:t>
+        <w:t>5.b1: User is not signed in → 401 through the shared authentication mechanism.</w:t>
+      </w:r>
+      <w:r>
+        <w:br/>
+      </w:r>
+      <w:r>
+        <w:t>5.b2: The user is redirected to sign in.</w:t>
       </w:r>
     </w:p>
     <w:p>
